--- a/contracts/動画編集_業務委託契約書_ひな型.docx
+++ b/contracts/動画編集_業務委託契約書_ひな型.docx
@@ -514,7 +514,7 @@
                 <w:sz w:val="17"/>
                 <w:szCs w:val="17"/>
               </w:rPr>
-              <w:t xml:space="preserve">ul. Puławska 38 m. 19, 02-512 Warszawa, Poland</w:t>
+              <w:t xml:space="preserve">熊本県○○市…（開業届の住所）</w:t>
             </w:r>
           </w:p>
         </w:tc>
@@ -2131,7 +2131,7 @@
                 <w:sz w:val="17"/>
                 <w:szCs w:val="17"/>
               </w:rPr>
-              <w:t xml:space="preserve">請求書に記載の口座（海外口座可）</w:t>
+              <w:t xml:space="preserve">請求書に記載の口座</w:t>
             </w:r>
           </w:p>
         </w:tc>
@@ -4935,7 +4935,7 @@
         <w:tab/>
       </w:r>
       <w:r>
-        <w:t xml:space="preserve">受託者は日本国外に居住しています。成果物の納品や連絡は、すべてオンラインで行います。</w:t>
+        <w:t xml:space="preserve">成果物の納品や連絡は、すべてオンラインで行います。</w:t>
       </w:r>
     </w:p>
     <w:p>
@@ -5392,7 +5392,7 @@
         <w:tab/>
       </w:r>
       <w:r>
-        <w:t xml:space="preserve">報酬は日本円で定めます。委託者は、受託者が指定する銀行口座（海外の口座を含みます）に、報酬を振り込んで支払います。受託者の振込先は、</w:t>
+        <w:t xml:space="preserve">報酬は日本円で定めます。委託者は、受託者が指定する銀行口座に、報酬を振り込んで支払います。受託者の振込先は、</w:t>
       </w:r>
       <w:r>
         <w:rPr>
@@ -5490,7 +5490,7 @@
           <w:szCs w:val="18"/>
         </w:rPr>
         <w:br/>
-        <w:t xml:space="preserve">フリーランス保護法では、支払期日は「納品を受けた日」から60日以内です（「検収が終わった日」からではありません）。検収が遅れても、期日は延びません。海外送金は手数料がかかるので、誰が負担するかを必ず決めておきます。</w:t>
+        <w:t xml:space="preserve">フリーランス保護法では、支払期日は「納品を受けた日」から60日以内です（「検収が終わった日」からではありません）。検収が遅れても、期日は延びません。振込手数料は、誰が負担するかを必ず決めておきます。</w:t>
       </w:r>
     </w:p>
     <w:p>
@@ -6803,7 +6803,7 @@
         <w:tab/>
       </w:r>
       <w:r>
-        <w:t xml:space="preserve">本契約は、日本法に従って解釈し、適用します。受託者が日本国外に居住していても、同じです。</w:t>
+        <w:t xml:space="preserve">本契約は、日本法に従って解釈し、適用します。</w:t>
       </w:r>
     </w:p>
     <w:p>
@@ -6868,7 +6868,7 @@
           <w:szCs w:val="18"/>
         </w:rPr>
         <w:br/>
-        <w:t xml:space="preserve">受託者が海外にいるため、裁判になったときの裁判所の場所（遠方か近いか）も大事な点です。まずは話し合いで解決するのが基本です（第17条）。</w:t>
+        <w:t xml:space="preserve">裁判になったときの裁判所の場所（遠方か近いか）も大事な点です。まずは話し合いで解決するのが基本です（第17条）。</w:t>
       </w:r>
     </w:p>
     <w:p>
@@ -6942,7 +6942,7 @@
           <w:szCs w:val="18"/>
         </w:rPr>
         <w:br/>
-        <w:t xml:space="preserve">電子契約なら、海外にいる受託者でも、印刷・押印・郵送なしで契約できます。収入印紙も不要です。署名に使うメールアドレスは、間違いのないものを使いましょう。</w:t>
+        <w:t xml:space="preserve">電子契約なら、離れた場所にいても、印刷・押印・郵送なしで契約できます。収入印紙も不要です。署名に使うメールアドレスは、間違いのないものを使いましょう。</w:t>
       </w:r>
     </w:p>
     <w:p>

--- a/contracts/動画編集_業務委託契約書_ひな型.docx
+++ b/contracts/動画編集_業務委託契約書_ひな型.docx
@@ -1485,7 +1485,7 @@
                 <w:sz w:val="17"/>
                 <w:szCs w:val="17"/>
               </w:rPr>
-              <w:t xml:space="preserve">消費税の払い方（インボイス・免税事業者かどうかを含む）</w:t>
+              <w:t xml:space="preserve">受託者のインボイス登録の状況</w:t>
             </w:r>
           </w:p>
         </w:tc>
@@ -1515,7 +1515,7 @@
                 <w:highlight w:val="yellow"/>
                 <w:highlightCs w:val="yellow"/>
               </w:rPr>
-              <w:t xml:space="preserve">{{消費税の扱い}}</w:t>
+              <w:t xml:space="preserve">{{インボイスの状況}}</w:t>
             </w:r>
           </w:p>
         </w:tc>
@@ -1543,7 +1543,7 @@
                 <w:sz w:val="17"/>
                 <w:szCs w:val="17"/>
               </w:rPr>
-              <w:t xml:space="preserve">法令に従い、報酬に加えて委託者が支払う</w:t>
+              <w:t xml:space="preserve">受託者は、適格請求書発行事業者（インボイス登録事業者）ではありません。</w:t>
             </w:r>
           </w:p>
         </w:tc>
@@ -1632,7 +1632,7 @@
                 <w:sz w:val="17"/>
                 <w:szCs w:val="17"/>
               </w:rPr>
-              <w:t xml:space="preserve">請求の締め日</w:t>
+              <w:t xml:space="preserve">消費税の払い方（インボイス・免税事業者かどうかを含む）</w:t>
             </w:r>
           </w:p>
         </w:tc>
@@ -1662,7 +1662,7 @@
                 <w:highlight w:val="yellow"/>
                 <w:highlightCs w:val="yellow"/>
               </w:rPr>
-              <w:t xml:space="preserve">{{締め日}}</w:t>
+              <w:t xml:space="preserve">{{消費税の扱い}}</w:t>
             </w:r>
           </w:p>
         </w:tc>
@@ -1690,7 +1690,7 @@
                 <w:sz w:val="17"/>
                 <w:szCs w:val="17"/>
               </w:rPr>
-              <w:t xml:space="preserve">毎月末日</w:t>
+              <w:t xml:space="preserve">法令に従い、報酬に加えて委託者が支払う</w:t>
             </w:r>
           </w:p>
         </w:tc>
@@ -1779,7 +1779,7 @@
                 <w:sz w:val="17"/>
                 <w:szCs w:val="17"/>
               </w:rPr>
-              <w:t xml:space="preserve">請求書を送る期限</w:t>
+              <w:t xml:space="preserve">請求の締め日</w:t>
             </w:r>
           </w:p>
         </w:tc>
@@ -1809,7 +1809,7 @@
                 <w:highlight w:val="yellow"/>
                 <w:highlightCs w:val="yellow"/>
               </w:rPr>
-              <w:t xml:space="preserve">{{請求書提出期限}}</w:t>
+              <w:t xml:space="preserve">{{締め日}}</w:t>
             </w:r>
           </w:p>
         </w:tc>
@@ -1837,7 +1837,7 @@
                 <w:sz w:val="17"/>
                 <w:szCs w:val="17"/>
               </w:rPr>
-              <w:t xml:space="preserve">翌月5日</w:t>
+              <w:t xml:space="preserve">毎月末日</w:t>
             </w:r>
           </w:p>
         </w:tc>
@@ -1926,7 +1926,7 @@
                 <w:sz w:val="17"/>
                 <w:szCs w:val="17"/>
               </w:rPr>
-              <w:t xml:space="preserve">報酬の支払期日（納品日から60日以内）</w:t>
+              <w:t xml:space="preserve">請求書を送る期限</w:t>
             </w:r>
           </w:p>
         </w:tc>
@@ -1956,7 +1956,7 @@
                 <w:highlight w:val="yellow"/>
                 <w:highlightCs w:val="yellow"/>
               </w:rPr>
-              <w:t xml:space="preserve">{{支払期日}}</w:t>
+              <w:t xml:space="preserve">{{請求書提出期限}}</w:t>
             </w:r>
           </w:p>
         </w:tc>
@@ -1984,7 +1984,7 @@
                 <w:sz w:val="17"/>
                 <w:szCs w:val="17"/>
               </w:rPr>
-              <w:t xml:space="preserve">締め日の翌月末日</w:t>
+              <w:t xml:space="preserve">翌月5日</w:t>
             </w:r>
           </w:p>
         </w:tc>
@@ -2012,7 +2012,7 @@
                 <w:sz w:val="17"/>
                 <w:szCs w:val="17"/>
               </w:rPr>
-              <w:t xml:space="preserve">第5条</w:t>
+              <w:t xml:space="preserve">第4条</w:t>
             </w:r>
           </w:p>
         </w:tc>
@@ -2073,7 +2073,7 @@
                 <w:sz w:val="17"/>
                 <w:szCs w:val="17"/>
               </w:rPr>
-              <w:t xml:space="preserve">受託者の受取口座</w:t>
+              <w:t xml:space="preserve">報酬の支払期日（納品日から60日以内）</w:t>
             </w:r>
           </w:p>
         </w:tc>
@@ -2103,7 +2103,7 @@
                 <w:highlight w:val="yellow"/>
                 <w:highlightCs w:val="yellow"/>
               </w:rPr>
-              <w:t xml:space="preserve">{{振込先}}</w:t>
+              <w:t xml:space="preserve">{{支払期日}}</w:t>
             </w:r>
           </w:p>
         </w:tc>
@@ -2131,7 +2131,7 @@
                 <w:sz w:val="17"/>
                 <w:szCs w:val="17"/>
               </w:rPr>
-              <w:t xml:space="preserve">請求書に記載の口座</w:t>
+              <w:t xml:space="preserve">締め日の翌月末日</w:t>
             </w:r>
           </w:p>
         </w:tc>
@@ -2220,7 +2220,7 @@
                 <w:sz w:val="17"/>
                 <w:szCs w:val="17"/>
               </w:rPr>
-              <w:t xml:space="preserve">振込手数料（送金・中継・為替手数料）を誰が持つか</w:t>
+              <w:t xml:space="preserve">受託者の受取口座</w:t>
             </w:r>
           </w:p>
         </w:tc>
@@ -2250,7 +2250,7 @@
                 <w:highlight w:val="yellow"/>
                 <w:highlightCs w:val="yellow"/>
               </w:rPr>
-              <w:t xml:space="preserve">{{振込手数料の負担者}}</w:t>
+              <w:t xml:space="preserve">{{振込先}}</w:t>
             </w:r>
           </w:p>
         </w:tc>
@@ -2278,7 +2278,7 @@
                 <w:sz w:val="17"/>
                 <w:szCs w:val="17"/>
               </w:rPr>
-              <w:t xml:space="preserve">委託者／受託者</w:t>
+              <w:t xml:space="preserve">請求書に記載の口座</w:t>
             </w:r>
           </w:p>
         </w:tc>
@@ -2367,7 +2367,7 @@
                 <w:sz w:val="17"/>
                 <w:szCs w:val="17"/>
               </w:rPr>
-              <w:t xml:space="preserve">支払が遅れたときの年率</w:t>
+              <w:t xml:space="preserve">振込手数料を誰が持つか</w:t>
             </w:r>
           </w:p>
         </w:tc>
@@ -2397,7 +2397,7 @@
                 <w:highlight w:val="yellow"/>
                 <w:highlightCs w:val="yellow"/>
               </w:rPr>
-              <w:t xml:space="preserve">{{遅延損害金の利率}}</w:t>
+              <w:t xml:space="preserve">{{振込手数料の負担者}}</w:t>
             </w:r>
           </w:p>
         </w:tc>
@@ -2425,7 +2425,7 @@
                 <w:sz w:val="17"/>
                 <w:szCs w:val="17"/>
               </w:rPr>
-              <w:t xml:space="preserve">14.6％</w:t>
+              <w:t xml:space="preserve">委託者／受託者</w:t>
             </w:r>
           </w:p>
         </w:tc>
@@ -2514,7 +2514,7 @@
                 <w:sz w:val="17"/>
                 <w:szCs w:val="17"/>
               </w:rPr>
-              <w:t xml:space="preserve">個別発注に納期がないときの納期</w:t>
+              <w:t xml:space="preserve">支払が遅れたときの年率</w:t>
             </w:r>
           </w:p>
         </w:tc>
@@ -2544,7 +2544,7 @@
                 <w:highlight w:val="yellow"/>
                 <w:highlightCs w:val="yellow"/>
               </w:rPr>
-              <w:t xml:space="preserve">{{標準納期}}</w:t>
+              <w:t xml:space="preserve">{{遅延損害金の利率}}</w:t>
             </w:r>
           </w:p>
         </w:tc>
@@ -2572,7 +2572,7 @@
                 <w:sz w:val="17"/>
                 <w:szCs w:val="17"/>
               </w:rPr>
-              <w:t xml:space="preserve">素材と編集指示が揃ってから3営業日以内</w:t>
+              <w:t xml:space="preserve">14.6％</w:t>
             </w:r>
           </w:p>
         </w:tc>
@@ -2600,7 +2600,7 @@
                 <w:sz w:val="17"/>
                 <w:szCs w:val="17"/>
               </w:rPr>
-              <w:t xml:space="preserve">第6条</w:t>
+              <w:t xml:space="preserve">第5条</w:t>
             </w:r>
           </w:p>
         </w:tc>
@@ -2661,7 +2661,7 @@
                 <w:sz w:val="17"/>
                 <w:szCs w:val="17"/>
               </w:rPr>
-              <w:t xml:space="preserve">委託者が確認する期間（過ぎると合格扱い）</w:t>
+              <w:t xml:space="preserve">個別発注に納期がないときの納期</w:t>
             </w:r>
           </w:p>
         </w:tc>
@@ -2691,7 +2691,7 @@
                 <w:highlight w:val="yellow"/>
                 <w:highlightCs w:val="yellow"/>
               </w:rPr>
-              <w:t xml:space="preserve">{{検収期間}}</w:t>
+              <w:t xml:space="preserve">{{標準納期}}</w:t>
             </w:r>
           </w:p>
         </w:tc>
@@ -2719,7 +2719,7 @@
                 <w:sz w:val="17"/>
                 <w:szCs w:val="17"/>
               </w:rPr>
-              <w:t xml:space="preserve">納品日から3営業日</w:t>
+              <w:t xml:space="preserve">素材と編集指示が揃ってから3営業日以内</w:t>
             </w:r>
           </w:p>
         </w:tc>
@@ -2808,7 +2808,7 @@
                 <w:sz w:val="17"/>
                 <w:szCs w:val="17"/>
               </w:rPr>
-              <w:t xml:space="preserve">1本あたりの無償修正の回数</w:t>
+              <w:t xml:space="preserve">委託者が確認する期間（過ぎると合格扱い）</w:t>
             </w:r>
           </w:p>
         </w:tc>
@@ -2838,7 +2838,7 @@
                 <w:highlight w:val="yellow"/>
                 <w:highlightCs w:val="yellow"/>
               </w:rPr>
-              <w:t xml:space="preserve">{{修正回数}}</w:t>
+              <w:t xml:space="preserve">{{検収期間}}</w:t>
             </w:r>
           </w:p>
         </w:tc>
@@ -2866,7 +2866,7 @@
                 <w:sz w:val="17"/>
                 <w:szCs w:val="17"/>
               </w:rPr>
-              <w:t xml:space="preserve">2回</w:t>
+              <w:t xml:space="preserve">納品日から3営業日</w:t>
             </w:r>
           </w:p>
         </w:tc>
@@ -2894,7 +2894,7 @@
                 <w:sz w:val="17"/>
                 <w:szCs w:val="17"/>
               </w:rPr>
-              <w:t xml:space="preserve">第7条</w:t>
+              <w:t xml:space="preserve">第6条</w:t>
             </w:r>
           </w:p>
         </w:tc>
@@ -2955,7 +2955,7 @@
                 <w:sz w:val="17"/>
                 <w:szCs w:val="17"/>
               </w:rPr>
-              <w:t xml:space="preserve">成果物の著作権をどうするか（条文の案A／案Bから選ぶ）</w:t>
+              <w:t xml:space="preserve">1本あたりの無償修正の回数</w:t>
             </w:r>
           </w:p>
         </w:tc>
@@ -2985,7 +2985,7 @@
                 <w:highlight w:val="yellow"/>
                 <w:highlightCs w:val="yellow"/>
               </w:rPr>
-              <w:t xml:space="preserve">{{著作権の帰属}}</w:t>
+              <w:t xml:space="preserve">{{修正回数}}</w:t>
             </w:r>
           </w:p>
         </w:tc>
@@ -3013,7 +3013,7 @@
                 <w:sz w:val="17"/>
                 <w:szCs w:val="17"/>
               </w:rPr>
-              <w:t xml:space="preserve">案A：委託者に移転／案B：受託者が持ち、利用を許諾</w:t>
+              <w:t xml:space="preserve">2回</w:t>
             </w:r>
           </w:p>
         </w:tc>
@@ -3041,7 +3041,7 @@
                 <w:sz w:val="17"/>
                 <w:szCs w:val="17"/>
               </w:rPr>
-              <w:t xml:space="preserve">第9条</w:t>
+              <w:t xml:space="preserve">第7条</w:t>
             </w:r>
           </w:p>
         </w:tc>
@@ -3102,7 +3102,7 @@
                 <w:sz w:val="17"/>
                 <w:szCs w:val="17"/>
               </w:rPr>
-              <w:t xml:space="preserve">受託者が成果物を実績として載せてよいか（案A／案B）</w:t>
+              <w:t xml:space="preserve">成果物の著作権をどうするか（条文の案A／案Bから選ぶ）</w:t>
             </w:r>
           </w:p>
         </w:tc>
@@ -3132,7 +3132,7 @@
                 <w:highlight w:val="yellow"/>
                 <w:highlightCs w:val="yellow"/>
               </w:rPr>
-              <w:t xml:space="preserve">{{実績掲載の可否}}</w:t>
+              <w:t xml:space="preserve">{{著作権の帰属}}</w:t>
             </w:r>
           </w:p>
         </w:tc>
@@ -3160,7 +3160,7 @@
                 <w:sz w:val="17"/>
                 <w:szCs w:val="17"/>
               </w:rPr>
-              <w:t xml:space="preserve">案A：可／案B：不可</w:t>
+              <w:t xml:space="preserve">案A：委託者に移転／案B：受託者が持ち、利用を許諾</w:t>
             </w:r>
           </w:p>
         </w:tc>
@@ -3249,7 +3249,7 @@
                 <w:sz w:val="17"/>
                 <w:szCs w:val="17"/>
               </w:rPr>
-              <w:t xml:space="preserve">契約終了後も秘密を守る期間</w:t>
+              <w:t xml:space="preserve">受託者が成果物を実績として載せてよいか（案A／案B）</w:t>
             </w:r>
           </w:p>
         </w:tc>
@@ -3279,7 +3279,7 @@
                 <w:highlight w:val="yellow"/>
                 <w:highlightCs w:val="yellow"/>
               </w:rPr>
-              <w:t xml:space="preserve">{{秘密保持期間}}</w:t>
+              <w:t xml:space="preserve">{{実績掲載の可否}}</w:t>
             </w:r>
           </w:p>
         </w:tc>
@@ -3307,7 +3307,7 @@
                 <w:sz w:val="17"/>
                 <w:szCs w:val="17"/>
               </w:rPr>
-              <w:t xml:space="preserve">3年間</w:t>
+              <w:t xml:space="preserve">案A：可／案B：不可</w:t>
             </w:r>
           </w:p>
         </w:tc>
@@ -3335,7 +3335,7 @@
                 <w:sz w:val="17"/>
                 <w:szCs w:val="17"/>
               </w:rPr>
-              <w:t xml:space="preserve">第10条</w:t>
+              <w:t xml:space="preserve">第9条</w:t>
             </w:r>
           </w:p>
         </w:tc>
@@ -3396,7 +3396,7 @@
                 <w:sz w:val="17"/>
                 <w:szCs w:val="17"/>
               </w:rPr>
-              <w:t xml:space="preserve">契約の開始日</w:t>
+              <w:t xml:space="preserve">契約終了後も秘密を守る期間</w:t>
             </w:r>
           </w:p>
         </w:tc>
@@ -3426,7 +3426,7 @@
                 <w:highlight w:val="yellow"/>
                 <w:highlightCs w:val="yellow"/>
               </w:rPr>
-              <w:t xml:space="preserve">{{契約開始日}}</w:t>
+              <w:t xml:space="preserve">{{秘密保持期間}}</w:t>
             </w:r>
           </w:p>
         </w:tc>
@@ -3454,7 +3454,7 @@
                 <w:sz w:val="17"/>
                 <w:szCs w:val="17"/>
               </w:rPr>
-              <w:t xml:space="preserve">2026年11月1日</w:t>
+              <w:t xml:space="preserve">3年間</w:t>
             </w:r>
           </w:p>
         </w:tc>
@@ -3482,7 +3482,7 @@
                 <w:sz w:val="17"/>
                 <w:szCs w:val="17"/>
               </w:rPr>
-              <w:t xml:space="preserve">第12条</w:t>
+              <w:t xml:space="preserve">第10条</w:t>
             </w:r>
           </w:p>
         </w:tc>
@@ -3543,7 +3543,7 @@
                 <w:sz w:val="17"/>
                 <w:szCs w:val="17"/>
               </w:rPr>
-              <w:t xml:space="preserve">契約期間の長さ</w:t>
+              <w:t xml:space="preserve">契約の開始日</w:t>
             </w:r>
           </w:p>
         </w:tc>
@@ -3573,7 +3573,7 @@
                 <w:highlight w:val="yellow"/>
                 <w:highlightCs w:val="yellow"/>
               </w:rPr>
-              <w:t xml:space="preserve">{{契約期間}}</w:t>
+              <w:t xml:space="preserve">{{契約開始日}}</w:t>
             </w:r>
           </w:p>
         </w:tc>
@@ -3601,7 +3601,7 @@
                 <w:sz w:val="17"/>
                 <w:szCs w:val="17"/>
               </w:rPr>
-              <w:t xml:space="preserve">1年間</w:t>
+              <w:t xml:space="preserve">2026年11月1日</w:t>
             </w:r>
           </w:p>
         </w:tc>
@@ -3690,7 +3690,7 @@
                 <w:sz w:val="17"/>
                 <w:szCs w:val="17"/>
               </w:rPr>
-              <w:t xml:space="preserve">自動更新するときの1回あたりの期間</w:t>
+              <w:t xml:space="preserve">契約期間の長さ</w:t>
             </w:r>
           </w:p>
         </w:tc>
@@ -3720,7 +3720,7 @@
                 <w:highlight w:val="yellow"/>
                 <w:highlightCs w:val="yellow"/>
               </w:rPr>
-              <w:t xml:space="preserve">{{更新期間}}</w:t>
+              <w:t xml:space="preserve">{{契約期間}}</w:t>
             </w:r>
           </w:p>
         </w:tc>
@@ -3837,7 +3837,7 @@
                 <w:sz w:val="17"/>
                 <w:szCs w:val="17"/>
               </w:rPr>
-              <w:t xml:space="preserve">更新しないときの通知期限（期間満了の何日前か）</w:t>
+              <w:t xml:space="preserve">自動更新するときの1回あたりの期間</w:t>
             </w:r>
           </w:p>
         </w:tc>
@@ -3867,7 +3867,7 @@
                 <w:highlight w:val="yellow"/>
                 <w:highlightCs w:val="yellow"/>
               </w:rPr>
-              <w:t xml:space="preserve">{{更新拒絶の通知期間}}</w:t>
+              <w:t xml:space="preserve">{{更新期間}}</w:t>
             </w:r>
           </w:p>
         </w:tc>
@@ -3895,7 +3895,7 @@
                 <w:sz w:val="17"/>
                 <w:szCs w:val="17"/>
               </w:rPr>
-              <w:t xml:space="preserve">30日</w:t>
+              <w:t xml:space="preserve">1年間</w:t>
             </w:r>
           </w:p>
         </w:tc>
@@ -3984,7 +3984,7 @@
                 <w:sz w:val="17"/>
                 <w:szCs w:val="17"/>
               </w:rPr>
-              <w:t xml:space="preserve">途中解約の予告期間（30日以上）</w:t>
+              <w:t xml:space="preserve">更新しないときの通知期限（期間満了の何日前か）</w:t>
             </w:r>
           </w:p>
         </w:tc>
@@ -4014,7 +4014,7 @@
                 <w:highlight w:val="yellow"/>
                 <w:highlightCs w:val="yellow"/>
               </w:rPr>
-              <w:t xml:space="preserve">{{解約予告期間}}</w:t>
+              <w:t xml:space="preserve">{{更新拒絶の通知期間}}</w:t>
             </w:r>
           </w:p>
         </w:tc>
@@ -4131,7 +4131,7 @@
                 <w:sz w:val="17"/>
                 <w:szCs w:val="17"/>
               </w:rPr>
-              <w:t xml:space="preserve">受託者が負う損害賠償の上限</w:t>
+              <w:t xml:space="preserve">途中解約の予告期間（30日以上）</w:t>
             </w:r>
           </w:p>
         </w:tc>
@@ -4161,7 +4161,7 @@
                 <w:highlight w:val="yellow"/>
                 <w:highlightCs w:val="yellow"/>
               </w:rPr>
-              <w:t xml:space="preserve">{{賠償額の上限}}</w:t>
+              <w:t xml:space="preserve">{{解約予告期間}}</w:t>
             </w:r>
           </w:p>
         </w:tc>
@@ -4189,7 +4189,7 @@
                 <w:sz w:val="17"/>
                 <w:szCs w:val="17"/>
               </w:rPr>
-              <w:t xml:space="preserve">当該個別発注の報酬額</w:t>
+              <w:t xml:space="preserve">30日</w:t>
             </w:r>
           </w:p>
         </w:tc>
@@ -4217,7 +4217,7 @@
                 <w:sz w:val="17"/>
                 <w:szCs w:val="17"/>
               </w:rPr>
-              <w:t xml:space="preserve">第14条</w:t>
+              <w:t xml:space="preserve">第12条</w:t>
             </w:r>
           </w:p>
         </w:tc>
@@ -4278,7 +4278,7 @@
                 <w:sz w:val="17"/>
                 <w:szCs w:val="17"/>
               </w:rPr>
-              <w:t xml:space="preserve">裁判になったときの裁判所</w:t>
+              <w:t xml:space="preserve">受託者が負う損害賠償の上限</w:t>
             </w:r>
           </w:p>
         </w:tc>
@@ -4308,7 +4308,7 @@
                 <w:highlight w:val="yellow"/>
                 <w:highlightCs w:val="yellow"/>
               </w:rPr>
-              <w:t xml:space="preserve">{{管轄裁判所}}</w:t>
+              <w:t xml:space="preserve">{{賠償額の上限}}</w:t>
             </w:r>
           </w:p>
         </w:tc>
@@ -4336,7 +4336,7 @@
                 <w:sz w:val="17"/>
                 <w:szCs w:val="17"/>
               </w:rPr>
-              <w:t xml:space="preserve">東京地方裁判所</w:t>
+              <w:t xml:space="preserve">当該個別発注の報酬額</w:t>
             </w:r>
           </w:p>
         </w:tc>
@@ -4364,7 +4364,7 @@
                 <w:sz w:val="17"/>
                 <w:szCs w:val="17"/>
               </w:rPr>
-              <w:t xml:space="preserve">第15条</w:t>
+              <w:t xml:space="preserve">第14条</w:t>
             </w:r>
           </w:p>
         </w:tc>
@@ -4425,7 +4425,7 @@
                 <w:sz w:val="17"/>
                 <w:szCs w:val="17"/>
               </w:rPr>
-              <w:t xml:space="preserve">契約締結に使う電子契約サービス</w:t>
+              <w:t xml:space="preserve">裁判になったときの裁判所</w:t>
             </w:r>
           </w:p>
         </w:tc>
@@ -4455,7 +4455,7 @@
                 <w:highlight w:val="yellow"/>
                 <w:highlightCs w:val="yellow"/>
               </w:rPr>
-              <w:t xml:space="preserve">{{電子契約サービス}}</w:t>
+              <w:t xml:space="preserve">{{管轄裁判所}}</w:t>
             </w:r>
           </w:p>
         </w:tc>
@@ -4483,7 +4483,7 @@
                 <w:sz w:val="17"/>
                 <w:szCs w:val="17"/>
               </w:rPr>
-              <w:t xml:space="preserve">クラウドサイン</w:t>
+              <w:t xml:space="preserve">東京地方裁判所</w:t>
             </w:r>
           </w:p>
         </w:tc>
@@ -4511,7 +4511,7 @@
                 <w:sz w:val="17"/>
                 <w:szCs w:val="17"/>
               </w:rPr>
-              <w:t xml:space="preserve">第16条</w:t>
+              <w:t xml:space="preserve">第15条</w:t>
             </w:r>
           </w:p>
         </w:tc>
@@ -4545,6 +4545,153 @@
                 <w:szCs w:val="17"/>
               </w:rPr>
               <w:t xml:space="preserve">30</w:t>
+            </w:r>
+          </w:p>
+        </w:tc>
+        <w:tc>
+          <w:tcPr>
+            <w:tcW w:type="dxa" w:w="2000"/>
+            <w:tcBorders>
+              <w:top w:val="single" w:color="999999" w:sz="4"/>
+              <w:left w:val="single" w:color="999999" w:sz="4"/>
+              <w:bottom w:val="single" w:color="999999" w:sz="4"/>
+              <w:right w:val="single" w:color="999999" w:sz="4"/>
+            </w:tcBorders>
+            <w:tcMar>
+              <w:top w:type="dxa" w:w="60"/>
+              <w:left w:type="dxa" w:w="90"/>
+              <w:bottom w:type="dxa" w:w="60"/>
+              <w:right w:type="dxa" w:w="90"/>
+            </w:tcMar>
+          </w:tcPr>
+          <w:p>
+            <w:r>
+              <w:rPr>
+                <w:b w:val="false"/>
+                <w:bCs w:val="false"/>
+                <w:sz w:val="17"/>
+                <w:szCs w:val="17"/>
+              </w:rPr>
+              <w:t xml:space="preserve">契約締結に使う電子契約サービス</w:t>
+            </w:r>
+          </w:p>
+        </w:tc>
+        <w:tc>
+          <w:tcPr>
+            <w:tcW w:type="dxa" w:w="2000"/>
+            <w:tcBorders>
+              <w:top w:val="single" w:color="999999" w:sz="4"/>
+              <w:left w:val="single" w:color="999999" w:sz="4"/>
+              <w:bottom w:val="single" w:color="999999" w:sz="4"/>
+              <w:right w:val="single" w:color="999999" w:sz="4"/>
+            </w:tcBorders>
+            <w:tcMar>
+              <w:top w:type="dxa" w:w="60"/>
+              <w:left w:type="dxa" w:w="90"/>
+              <w:bottom w:type="dxa" w:w="60"/>
+              <w:right w:type="dxa" w:w="90"/>
+            </w:tcMar>
+          </w:tcPr>
+          <w:p>
+            <w:r>
+              <w:rPr>
+                <w:b w:val="false"/>
+                <w:bCs w:val="false"/>
+                <w:sz w:val="17"/>
+                <w:szCs w:val="17"/>
+                <w:highlight w:val="yellow"/>
+                <w:highlightCs w:val="yellow"/>
+              </w:rPr>
+              <w:t xml:space="preserve">{{電子契約サービス}}</w:t>
+            </w:r>
+          </w:p>
+        </w:tc>
+        <w:tc>
+          <w:tcPr>
+            <w:tcW w:type="dxa" w:w="3638"/>
+            <w:tcBorders>
+              <w:top w:val="single" w:color="999999" w:sz="4"/>
+              <w:left w:val="single" w:color="999999" w:sz="4"/>
+              <w:bottom w:val="single" w:color="999999" w:sz="4"/>
+              <w:right w:val="single" w:color="999999" w:sz="4"/>
+            </w:tcBorders>
+            <w:tcMar>
+              <w:top w:type="dxa" w:w="60"/>
+              <w:left w:type="dxa" w:w="90"/>
+              <w:bottom w:type="dxa" w:w="60"/>
+              <w:right w:type="dxa" w:w="90"/>
+            </w:tcMar>
+          </w:tcPr>
+          <w:p>
+            <w:r>
+              <w:rPr>
+                <w:b w:val="false"/>
+                <w:bCs w:val="false"/>
+                <w:sz w:val="17"/>
+                <w:szCs w:val="17"/>
+              </w:rPr>
+              <w:t xml:space="preserve">クラウドサイン</w:t>
+            </w:r>
+          </w:p>
+        </w:tc>
+        <w:tc>
+          <w:tcPr>
+            <w:tcW w:type="dxa" w:w="1500"/>
+            <w:tcBorders>
+              <w:top w:val="single" w:color="999999" w:sz="4"/>
+              <w:left w:val="single" w:color="999999" w:sz="4"/>
+              <w:bottom w:val="single" w:color="999999" w:sz="4"/>
+              <w:right w:val="single" w:color="999999" w:sz="4"/>
+            </w:tcBorders>
+            <w:tcMar>
+              <w:top w:type="dxa" w:w="60"/>
+              <w:left w:type="dxa" w:w="90"/>
+              <w:bottom w:type="dxa" w:w="60"/>
+              <w:right w:type="dxa" w:w="90"/>
+            </w:tcMar>
+          </w:tcPr>
+          <w:p>
+            <w:r>
+              <w:rPr>
+                <w:b w:val="false"/>
+                <w:bCs w:val="false"/>
+                <w:sz w:val="17"/>
+                <w:szCs w:val="17"/>
+              </w:rPr>
+              <w:t xml:space="preserve">第16条</w:t>
+            </w:r>
+          </w:p>
+        </w:tc>
+      </w:tr>
+      <w:tr>
+        <w:trPr>
+          <w:cantSplit/>
+        </w:trPr>
+        <w:tc>
+          <w:tcPr>
+            <w:tcW w:type="dxa" w:w="500"/>
+            <w:tcBorders>
+              <w:top w:val="single" w:color="999999" w:sz="4"/>
+              <w:left w:val="single" w:color="999999" w:sz="4"/>
+              <w:bottom w:val="single" w:color="999999" w:sz="4"/>
+              <w:right w:val="single" w:color="999999" w:sz="4"/>
+            </w:tcBorders>
+            <w:tcMar>
+              <w:top w:type="dxa" w:w="60"/>
+              <w:left w:type="dxa" w:w="90"/>
+              <w:bottom w:type="dxa" w:w="60"/>
+              <w:right w:type="dxa" w:w="90"/>
+            </w:tcMar>
+          </w:tcPr>
+          <w:p>
+            <w:r>
+              <w:rPr>
+                <w:b w:val="false"/>
+                <w:bCs w:val="false"/>
+                <w:sz w:val="17"/>
+                <w:szCs w:val="17"/>
+              </w:rPr>
+              <w:t xml:space="preserve">31</w:t>
             </w:r>
           </w:p>
         </w:tc>
@@ -5223,7 +5370,17 @@
         <w:t xml:space="preserve">{{単価の税区分}}</w:t>
       </w:r>
       <w:r>
-        <w:t xml:space="preserve">です。消費税等の取扱いは、</w:t>
+        <w:t xml:space="preserve">です。</w:t>
+      </w:r>
+      <w:r>
+        <w:rPr>
+          <w:highlight w:val="yellow"/>
+          <w:highlightCs w:val="yellow"/>
+        </w:rPr>
+        <w:t xml:space="preserve">{{インボイスの状況}}</w:t>
+      </w:r>
+      <w:r>
+        <w:t xml:space="preserve">消費税等の取扱いは、</w:t>
       </w:r>
       <w:r>
         <w:rPr>
@@ -5415,7 +5572,7 @@
         <w:tab/>
       </w:r>
       <w:r>
-        <w:t xml:space="preserve">振込手数料（送金手数料、中継銀行の手数料、為替手数料などを含みます）は、</w:t>
+        <w:t xml:space="preserve">振込手数料は、</w:t>
       </w:r>
       <w:r>
         <w:rPr>

--- a/contracts/動画編集_業務委託契約書_ひな型.docx
+++ b/contracts/動画編集_業務委託契約書_ひな型.docx
@@ -5380,9 +5380,6 @@
         <w:t xml:space="preserve">{{インボイスの状況}}</w:t>
       </w:r>
       <w:r>
-        <w:t xml:space="preserve">消費税等の取扱いは、</w:t>
-      </w:r>
-      <w:r>
         <w:rPr>
           <w:highlight w:val="yellow"/>
           <w:highlightCs w:val="yellow"/>
@@ -5478,7 +5475,7 @@
           <w:szCs w:val="18"/>
         </w:rPr>
         <w:br/>
-        <w:t xml:space="preserve">計算例：単価8,000円の動画を11本納品した月は、8,000円×11本＝88,000円（税別）です。</w:t>
+        <w:t xml:space="preserve">計算例：単価8,000円の動画を11本納品した月は、8,000円×11本＝88,000円です（消費税等の扱いは、第2項のとおりです）。</w:t>
       </w:r>
     </w:p>
     <w:p>
@@ -7480,7 +7477,7 @@
                 <w:sz w:val="17"/>
                 <w:szCs w:val="17"/>
               </w:rPr>
-              <w:t xml:space="preserve">単価（税別）</w:t>
+              <w:t xml:space="preserve">単価</w:t>
             </w:r>
           </w:p>
         </w:tc>
